--- a/zht/docx/34.content.docx
+++ b/zht/docx/34.content.docx
@@ -28,22 +28,6 @@
       </w:r>
     </w:p>
     <w:p>
-      <w:pPr>
-        <w:pStyle w:val="Heading2"/>
-      </w:pPr>
-      <w:r>
-        <w:rPr>
-          <w:lang w:val="zh_TW" w:bidi="zh_TW"/>
-        </w:rPr>
-        <w:t>License Information</w:t>
-      </w:r>
-      <w:r>
-        <w:rPr>
-          <w:lang w:val="zh_TW" w:bidi="zh_TW"/>
-        </w:rPr>
-      </w:r>
-    </w:p>
-    <w:p>
       <w:pPr/>
       <w:r>
         <w:rPr>
@@ -55,86 +39,37 @@
           <w:b/>
           <w:lang w:val="zh_TW" w:bidi="zh_TW"/>
         </w:rPr>
-        <w:t>翻譯筆記 (unfoldingWord)</w:t>
-      </w:r>
-      <w:r>
-        <w:rPr>
-          <w:lang w:val="zh_TW" w:bidi="zh_TW"/>
-        </w:rPr>
-        <w:t xml:space="preserve"> (Chinese (Traditional)) is based on</w:t>
-      </w:r>
-      <w:r>
-        <w:rPr>
-          <w:lang w:val="zh_TW" w:bidi="zh_TW"/>
-        </w:rPr>
-        <w:t xml:space="preserve">: </w:t>
-      </w:r>
-      <w:r>
-        <w:rPr>
-          <w:lang w:val="zh_TW" w:bidi="zh_TW"/>
-        </w:rPr>
         <w:t>unfoldingWord® Translation Notes</w:t>
       </w:r>
       <w:r>
         <w:rPr>
           <w:lang w:val="zh_TW" w:bidi="zh_TW"/>
         </w:rPr>
-        <w:t xml:space="preserve">, </w:t>
-      </w:r>
-      <w:hyperlink r:id="rId13">
-        <w:r>
-          <w:rPr>
-            <w:lang w:val="zh_TW" w:bidi="zh_TW"/>
-          </w:rPr>
-          <w:rPr>
-            <w:color w:val="0000EE"/>
-            <w:u w:val="single"/>
-          </w:rPr>
-          <w:t>unfoldingWord</w:t>
-        </w:r>
-      </w:hyperlink>
-      <w:r>
-        <w:rPr>
-          <w:lang w:val="zh_TW" w:bidi="zh_TW"/>
-        </w:rPr>
-        <w:t xml:space="preserve">, 2022, which is licensed under a </w:t>
-      </w:r>
-      <w:hyperlink r:id="rId14">
-        <w:r>
-          <w:rPr>
-            <w:lang w:val="zh_TW" w:bidi="zh_TW"/>
-          </w:rPr>
-          <w:rPr>
-            <w:color w:val="0000EE"/>
-            <w:u w:val="single"/>
-          </w:rPr>
-          <w:t>CC BY-SA 4.0 license</w:t>
-        </w:r>
-      </w:hyperlink>
-      <w:r>
-        <w:rPr>
-          <w:lang w:val="zh_TW" w:bidi="zh_TW"/>
-        </w:rPr>
-        <w:t>.</w:t>
-      </w:r>
-      <w:r>
-        <w:rPr>
-          <w:lang w:val="zh_TW" w:bidi="zh_TW"/>
-        </w:rPr>
-      </w:r>
-    </w:p>
-    <w:p>
-      <w:pPr/>
-      <w:r>
-        <w:rPr>
-          <w:lang w:val="zh_TW" w:bidi="zh_TW"/>
-        </w:rPr>
-      </w:r>
-      <w:r>
-        <w:rPr>
-          <w:lang w:val="zh_TW" w:bidi="zh_TW"/>
-        </w:rPr>
-        <w:t>This PDF version is provided under the same license.</w:t>
+        <w:t xml:space="preserve"> © 2022 unfoldingWord. Released under CC BY-SA 4.0 license. </w:t>
+      </w:r>
+      <w:r>
+        <w:rPr>
+          <w:lang w:val="zh_TW" w:bidi="zh_TW"/>
+        </w:rPr>
+        <w:t>unfoldingWord® Translation Notes</w:t>
+      </w:r>
+      <w:r>
+        <w:rPr>
+          <w:lang w:val="zh_TW" w:bidi="zh_TW"/>
+        </w:rPr>
+        <w:t xml:space="preserve"> has been adapted in the following languages: Tok Pisin, Arabic (عربي), French (Français), Hindi (हिंदी), Indonesian (Bahasa Indonesia), Portuguese (Português), Russian (Русский), Spanish (Español), Swahili (Kiswahili), and Simplified Chinese (简体中文) from </w:t>
+      </w:r>
+      <w:r>
+        <w:rPr>
+          <w:lang w:val="zh_TW" w:bidi="zh_TW"/>
+        </w:rPr>
+        <w:t>unfoldingWord® Translation Notes</w:t>
+      </w:r>
+      <w:r>
+        <w:rPr>
+          <w:lang w:val="zh_TW" w:bidi="zh_TW"/>
+        </w:rPr>
+        <w:t xml:space="preserve"> © 2022 unfoldingWord. Released under CC BY-SA 4.0 license by Mission Mutual</w:t>
       </w:r>
       <w:r>
         <w:rPr>
@@ -543,7 +478,7 @@
         </w:rPr>
         <w:t>在預言中，耶和華經常將猶大和尼尼微的人民簡稱為「猶大」和「尼尼微」，用國家和城市的名稱來代表人民。祂還用單數形式的動詞來描述國家或城市做出一些人們所做的事情，例如，</w:t>
       </w:r>
-      <w:hyperlink r:id="rId15">
+      <w:hyperlink r:id="rId13">
         <w:r>
           <w:rPr>
             <w:lang w:val="zh_TW" w:bidi="zh_TW"/>
@@ -561,7 +496,7 @@
         </w:rPr>
         <w:t>猶大戴上軛和繩索，或</w:t>
       </w:r>
-      <w:hyperlink r:id="rId16">
+      <w:hyperlink r:id="rId14">
         <w:r>
           <w:rPr>
             <w:lang w:val="zh_TW" w:bidi="zh_TW"/>
@@ -579,7 +514,7 @@
         </w:rPr>
         <w:t>守節和履行誓言。祂在</w:t>
       </w:r>
-      <w:hyperlink r:id="rId17">
+      <w:hyperlink r:id="rId15">
         <w:r>
           <w:rPr>
             <w:lang w:val="zh_TW" w:bidi="zh_TW"/>
@@ -597,7 +532,7 @@
         </w:rPr>
         <w:t>將尼尼微描述為一名士兵，他保衛城牆、看守道路並鞏固他的腰，又在</w:t>
       </w:r>
-      <w:hyperlink r:id="rId18">
+      <w:hyperlink r:id="rId16">
         <w:r>
           <w:rPr>
             <w:lang w:val="zh_TW" w:bidi="zh_TW"/>
@@ -615,7 +550,7 @@
         </w:rPr>
         <w:t>將其描述為一名妓女，耶和華將使她赤身露體、被污穢覆蓋，以及</w:t>
       </w:r>
-      <w:hyperlink r:id="rId19">
+      <w:hyperlink r:id="rId17">
         <w:r>
           <w:rPr>
             <w:lang w:val="zh_TW" w:bidi="zh_TW"/>

--- a/zht/docx/34.content.docx
+++ b/zht/docx/34.content.docx
@@ -28,6 +28,22 @@
       </w:r>
     </w:p>
     <w:p>
+      <w:pPr>
+        <w:pStyle w:val="Heading2"/>
+      </w:pPr>
+      <w:r>
+        <w:rPr>
+          <w:lang w:val="zh_TW" w:bidi="zh_TW"/>
+        </w:rPr>
+        <w:t>License Information</w:t>
+      </w:r>
+      <w:r>
+        <w:rPr>
+          <w:lang w:val="zh_TW" w:bidi="zh_TW"/>
+        </w:rPr>
+      </w:r>
+    </w:p>
+    <w:p>
       <w:pPr/>
       <w:r>
         <w:rPr>
@@ -39,37 +55,86 @@
           <w:b/>
           <w:lang w:val="zh_TW" w:bidi="zh_TW"/>
         </w:rPr>
+        <w:t>翻譯筆記 (unfoldingWord)</w:t>
+      </w:r>
+      <w:r>
+        <w:rPr>
+          <w:lang w:val="zh_TW" w:bidi="zh_TW"/>
+        </w:rPr>
+        <w:t xml:space="preserve"> (Chinese (Traditional)) is based on</w:t>
+      </w:r>
+      <w:r>
+        <w:rPr>
+          <w:lang w:val="zh_TW" w:bidi="zh_TW"/>
+        </w:rPr>
+        <w:t xml:space="preserve">: </w:t>
+      </w:r>
+      <w:r>
+        <w:rPr>
+          <w:lang w:val="zh_TW" w:bidi="zh_TW"/>
+        </w:rPr>
         <w:t>unfoldingWord® Translation Notes</w:t>
       </w:r>
       <w:r>
         <w:rPr>
           <w:lang w:val="zh_TW" w:bidi="zh_TW"/>
         </w:rPr>
-        <w:t xml:space="preserve"> © 2022 unfoldingWord. Released under CC BY-SA 4.0 license. </w:t>
-      </w:r>
-      <w:r>
-        <w:rPr>
-          <w:lang w:val="zh_TW" w:bidi="zh_TW"/>
-        </w:rPr>
-        <w:t>unfoldingWord® Translation Notes</w:t>
-      </w:r>
-      <w:r>
-        <w:rPr>
-          <w:lang w:val="zh_TW" w:bidi="zh_TW"/>
-        </w:rPr>
-        <w:t xml:space="preserve"> has been adapted in the following languages: Tok Pisin, Arabic (عربي), French (Français), Hindi (हिंदी), Indonesian (Bahasa Indonesia), Portuguese (Português), Russian (Русский), Spanish (Español), Swahili (Kiswahili), and Simplified Chinese (简体中文) from </w:t>
-      </w:r>
-      <w:r>
-        <w:rPr>
-          <w:lang w:val="zh_TW" w:bidi="zh_TW"/>
-        </w:rPr>
-        <w:t>unfoldingWord® Translation Notes</w:t>
-      </w:r>
-      <w:r>
-        <w:rPr>
-          <w:lang w:val="zh_TW" w:bidi="zh_TW"/>
-        </w:rPr>
-        <w:t xml:space="preserve"> © 2022 unfoldingWord. Released under CC BY-SA 4.0 license by Mission Mutual</w:t>
+        <w:t xml:space="preserve">, </w:t>
+      </w:r>
+      <w:hyperlink r:id="rId13">
+        <w:r>
+          <w:rPr>
+            <w:lang w:val="zh_TW" w:bidi="zh_TW"/>
+          </w:rPr>
+          <w:rPr>
+            <w:color w:val="0000EE"/>
+            <w:u w:val="single"/>
+          </w:rPr>
+          <w:t>unfoldingWord</w:t>
+        </w:r>
+      </w:hyperlink>
+      <w:r>
+        <w:rPr>
+          <w:lang w:val="zh_TW" w:bidi="zh_TW"/>
+        </w:rPr>
+        <w:t xml:space="preserve">, 2022, which is licensed under a </w:t>
+      </w:r>
+      <w:hyperlink r:id="rId14">
+        <w:r>
+          <w:rPr>
+            <w:lang w:val="zh_TW" w:bidi="zh_TW"/>
+          </w:rPr>
+          <w:rPr>
+            <w:color w:val="0000EE"/>
+            <w:u w:val="single"/>
+          </w:rPr>
+          <w:t>CC BY-SA 4.0 license</w:t>
+        </w:r>
+      </w:hyperlink>
+      <w:r>
+        <w:rPr>
+          <w:lang w:val="zh_TW" w:bidi="zh_TW"/>
+        </w:rPr>
+        <w:t>.</w:t>
+      </w:r>
+      <w:r>
+        <w:rPr>
+          <w:lang w:val="zh_TW" w:bidi="zh_TW"/>
+        </w:rPr>
+      </w:r>
+    </w:p>
+    <w:p>
+      <w:pPr/>
+      <w:r>
+        <w:rPr>
+          <w:lang w:val="zh_TW" w:bidi="zh_TW"/>
+        </w:rPr>
+      </w:r>
+      <w:r>
+        <w:rPr>
+          <w:lang w:val="zh_TW" w:bidi="zh_TW"/>
+        </w:rPr>
+        <w:t>This PDF version is provided under the same license.</w:t>
       </w:r>
       <w:r>
         <w:rPr>
@@ -478,7 +543,7 @@
         </w:rPr>
         <w:t>在預言中，耶和華經常將猶大和尼尼微的人民簡稱為「猶大」和「尼尼微」，用國家和城市的名稱來代表人民。祂還用單數形式的動詞來描述國家或城市做出一些人們所做的事情，例如，</w:t>
       </w:r>
-      <w:hyperlink r:id="rId13">
+      <w:hyperlink r:id="rId15">
         <w:r>
           <w:rPr>
             <w:lang w:val="zh_TW" w:bidi="zh_TW"/>
@@ -496,7 +561,7 @@
         </w:rPr>
         <w:t>猶大戴上軛和繩索，或</w:t>
       </w:r>
-      <w:hyperlink r:id="rId14">
+      <w:hyperlink r:id="rId16">
         <w:r>
           <w:rPr>
             <w:lang w:val="zh_TW" w:bidi="zh_TW"/>
@@ -514,7 +579,7 @@
         </w:rPr>
         <w:t>守節和履行誓言。祂在</w:t>
       </w:r>
-      <w:hyperlink r:id="rId15">
+      <w:hyperlink r:id="rId17">
         <w:r>
           <w:rPr>
             <w:lang w:val="zh_TW" w:bidi="zh_TW"/>
@@ -532,7 +597,7 @@
         </w:rPr>
         <w:t>將尼尼微描述為一名士兵，他保衛城牆、看守道路並鞏固他的腰，又在</w:t>
       </w:r>
-      <w:hyperlink r:id="rId16">
+      <w:hyperlink r:id="rId18">
         <w:r>
           <w:rPr>
             <w:lang w:val="zh_TW" w:bidi="zh_TW"/>
@@ -550,7 +615,7 @@
         </w:rPr>
         <w:t>將其描述為一名妓女，耶和華將使她赤身露體、被污穢覆蓋，以及</w:t>
       </w:r>
-      <w:hyperlink r:id="rId17">
+      <w:hyperlink r:id="rId19">
         <w:r>
           <w:rPr>
             <w:lang w:val="zh_TW" w:bidi="zh_TW"/>

--- a/zht/docx/34.content.docx
+++ b/zht/docx/34.content.docx
@@ -141,13 +141,6 @@
         <w:rPr>
           <w:lang w:val="zh_TW" w:bidi="zh_TW"/>
         </w:rPr>
-      </w:r>
-      <w:r>
-        <w:rPr>
-          <w:i/>
-          <w:lang w:val="zh_TW" w:bidi="zh_TW"/>
-        </w:rPr>
-        <w:t>那鴻書 - 導論, 那鴻書 - 第一章簡介, 那鴻書 - 第二章簡介, 那鴻書 - 第三章簡介</w:t>
       </w:r>
       <w:r>
         <w:rPr>

--- a/zht/docx/34.content.docx
+++ b/zht/docx/34.content.docx
@@ -128,19 +128,6 @@
           <w:lang w:val="zh_TW" w:bidi="zh_TW"/>
         </w:rPr>
         <w:t>NAM</w:t>
-      </w:r>
-      <w:r>
-        <w:rPr>
-          <w:lang w:val="zh_TW" w:bidi="zh_TW"/>
-        </w:rPr>
-      </w:r>
-    </w:p>
-    <w:p>
-      <w:pPr/>
-      <w:r>
-        <w:rPr>
-          <w:lang w:val="zh_TW" w:bidi="zh_TW"/>
-        </w:rPr>
       </w:r>
       <w:r>
         <w:rPr>

--- a/zht/docx/34.content.docx
+++ b/zht/docx/34.content.docx
@@ -19,7 +19,7 @@
         <w:rPr>
           <w:lang w:val="zh_TW" w:bidi="zh_TW"/>
         </w:rPr>
-        <w:t>Resource: 翻譯筆記 (unfoldingWord)</w:t>
+        <w:t>Resource: unfoldingWord® Translation Notes</w:t>
       </w:r>
       <w:r>
         <w:rPr>
@@ -90,7 +90,7 @@
         <w:rPr>
           <w:lang w:val="zh_TW" w:bidi="zh_TW"/>
         </w:rPr>
-        <w:t>翻譯筆記 (unfoldingWord)</w:t>
+        <w:t>unfoldingWord® Translation Notes</w:t>
       </w:r>
     </w:p>
     <w:p>
